--- a/Docs/sprint_5/Marketplace Security Report.docx
+++ b/Docs/sprint_5/Marketplace Security Report.docx
@@ -26,6 +26,17 @@
     </w:p>
     <w:sdt>
       <w:sdtPr>
+        <w:rPr>
+          <w:rFonts w:asciiTheme="minorHAnsi" w:eastAsiaTheme="minorHAnsi" w:hAnsiTheme="minorHAnsi" w:cstheme="minorBidi"/>
+          <w:b w:val="0"/>
+          <w:bCs w:val="0"/>
+          <w:color w:val="auto"/>
+          <w:kern w:val="2"/>
+          <w:sz w:val="24"/>
+          <w:szCs w:val="24"/>
+          <w:lang w:val="en-001"/>
+          <w14:ligatures w14:val="standardContextual"/>
+        </w:rPr>
         <w:id w:val="-1740012097"/>
         <w:docPartObj>
           <w:docPartGallery w:val="Table of Contents"/>
@@ -34,14 +45,7 @@
       </w:sdtPr>
       <w:sdtEndPr>
         <w:rPr>
-          <w:rFonts w:asciiTheme="minorHAnsi" w:eastAsiaTheme="minorHAnsi" w:hAnsiTheme="minorHAnsi" w:cstheme="minorBidi"/>
           <w:noProof/>
-          <w:color w:val="auto"/>
-          <w:kern w:val="2"/>
-          <w:sz w:val="24"/>
-          <w:szCs w:val="24"/>
-          <w:lang w:val="en-001"/>
-          <w14:ligatures w14:val="standardContextual"/>
         </w:rPr>
       </w:sdtEndPr>
       <w:sdtContent>
@@ -4086,21 +4090,7 @@
                 <w:rStyle w:val="Hyperlink"/>
                 <w:noProof/>
               </w:rPr>
-              <w:t>By using parameterized queries and ORM frameworks, we have mitigated the risk of SQL injection attacks. This prevents attackers from injecting malicious commands into our SQL qu</w:t>
-            </w:r>
-            <w:r>
-              <w:rPr>
-                <w:rStyle w:val="Hyperlink"/>
-                <w:noProof/>
-              </w:rPr>
-              <w:t>e</w:t>
-            </w:r>
-            <w:r>
-              <w:rPr>
-                <w:rStyle w:val="Hyperlink"/>
-                <w:noProof/>
-              </w:rPr>
-              <w:t>ries.</w:t>
+              <w:t>By using parameterized queries and ORM frameworks, we have mitigated the risk of SQL injection attacks. This prevents attackers from injecting malicious commands into our SQL queries.</w:t>
             </w:r>
             <w:r>
               <w:rPr>
@@ -5612,8 +5602,28 @@
         </w:rPr>
       </w:pPr>
       <w:r>
-        <w:t>We use robust encryption methods for data at rest and in transit</w:t>
-      </w:r>
+        <w:t>Data is not encrypted while in transit.e</w:t>
+      </w:r>
+    </w:p>
+    <w:p>
+      <w:pPr>
+        <w:pStyle w:val="Heading1"/>
+        <w:numPr>
+          <w:ilvl w:val="0"/>
+          <w:numId w:val="2"/>
+        </w:numPr>
+        <w:rPr>
+          <w:lang w:val="en-US"/>
+        </w:rPr>
+      </w:pPr>
+      <w:bookmarkStart w:id="8" w:name="_Toc168562586"/>
+      <w:r>
+        <w:rPr>
+          <w:lang w:val="en-US"/>
+        </w:rPr>
+        <w:t>Injection</w:t>
+      </w:r>
+      <w:bookmarkEnd w:id="8"/>
     </w:p>
     <w:p>
       <w:pPr>
@@ -5623,17 +5633,17 @@
           <w:numId w:val="2"/>
         </w:numPr>
         <w:rPr>
-          <w:lang w:val="ru-RU"/>
-        </w:rPr>
-      </w:pPr>
-      <w:bookmarkStart w:id="8" w:name="_Toc168562585"/>
-      <w:r>
-        <w:rPr>
-          <w:lang w:val="en-US"/>
-        </w:rPr>
-        <w:t>Implementation</w:t>
-      </w:r>
-      <w:bookmarkEnd w:id="8"/>
+          <w:lang w:val="en-US"/>
+        </w:rPr>
+      </w:pPr>
+      <w:bookmarkStart w:id="9" w:name="_Toc168562587"/>
+      <w:r>
+        <w:rPr>
+          <w:lang w:val="en-US"/>
+        </w:rPr>
+        <w:t>Description</w:t>
+      </w:r>
+      <w:bookmarkEnd w:id="9"/>
     </w:p>
     <w:p>
       <w:pPr>
@@ -5643,98 +5653,12 @@
           <w:numId w:val="2"/>
         </w:numPr>
         <w:rPr>
-          <w:lang w:val="ru-RU"/>
-        </w:rPr>
-      </w:pPr>
-      <w:r>
-        <w:rPr>
-          <w:noProof/>
-          <w:lang w:val="ru-RU"/>
-        </w:rPr>
-        <w:drawing>
-          <wp:anchor distT="0" distB="0" distL="114300" distR="114300" simplePos="0" relativeHeight="251659264" behindDoc="0" locked="0" layoutInCell="1" allowOverlap="1">
-            <wp:simplePos x="0" y="0"/>
-            <wp:positionH relativeFrom="column">
-              <wp:posOffset>451513</wp:posOffset>
-            </wp:positionH>
-            <wp:positionV relativeFrom="paragraph">
-              <wp:posOffset>228600</wp:posOffset>
-            </wp:positionV>
-            <wp:extent cx="5943600" cy="2863215"/>
-            <wp:effectExtent l="0" t="0" r="0" b="0"/>
-            <wp:wrapThrough wrapText="bothSides">
-              <wp:wrapPolygon edited="0">
-                <wp:start x="0" y="0"/>
-                <wp:lineTo x="0" y="21461"/>
-                <wp:lineTo x="21554" y="21461"/>
-                <wp:lineTo x="21554" y="0"/>
-                <wp:lineTo x="0" y="0"/>
-              </wp:wrapPolygon>
-            </wp:wrapThrough>
-            <wp:docPr id="508302414" name="Picture 2"/>
-            <wp:cNvGraphicFramePr>
-              <a:graphicFrameLocks xmlns:a="http://schemas.openxmlformats.org/drawingml/2006/main" noChangeAspect="1"/>
-            </wp:cNvGraphicFramePr>
-            <a:graphic xmlns:a="http://schemas.openxmlformats.org/drawingml/2006/main">
-              <a:graphicData uri="http://schemas.openxmlformats.org/drawingml/2006/picture">
-                <pic:pic xmlns:pic="http://schemas.openxmlformats.org/drawingml/2006/picture">
-                  <pic:nvPicPr>
-                    <pic:cNvPr id="508302414" name="Picture 508302414"/>
-                    <pic:cNvPicPr/>
-                  </pic:nvPicPr>
-                  <pic:blipFill>
-                    <a:blip r:embed="rId7">
-                      <a:extLst>
-                        <a:ext uri="{28A0092B-C50C-407E-A947-70E740481C1C}">
-                          <a14:useLocalDpi xmlns:a14="http://schemas.microsoft.com/office/drawing/2010/main" val="0"/>
-                        </a:ext>
-                      </a:extLst>
-                    </a:blip>
-                    <a:stretch>
-                      <a:fillRect/>
-                    </a:stretch>
-                  </pic:blipFill>
-                  <pic:spPr>
-                    <a:xfrm>
-                      <a:off x="0" y="0"/>
-                      <a:ext cx="5943600" cy="2863215"/>
-                    </a:xfrm>
-                    <a:prstGeom prst="rect">
-                      <a:avLst/>
-                    </a:prstGeom>
-                  </pic:spPr>
-                </pic:pic>
-              </a:graphicData>
-            </a:graphic>
-            <wp14:sizeRelH relativeFrom="page">
-              <wp14:pctWidth>0</wp14:pctWidth>
-            </wp14:sizeRelH>
-            <wp14:sizeRelV relativeFrom="page">
-              <wp14:pctHeight>0</wp14:pctHeight>
-            </wp14:sizeRelV>
-          </wp:anchor>
-        </w:drawing>
-      </w:r>
-    </w:p>
-    <w:p>
-      <w:pPr>
-        <w:pStyle w:val="Heading1"/>
-        <w:numPr>
-          <w:ilvl w:val="0"/>
-          <w:numId w:val="2"/>
-        </w:numPr>
-        <w:rPr>
-          <w:lang w:val="en-US"/>
-        </w:rPr>
-      </w:pPr>
-      <w:bookmarkStart w:id="9" w:name="_Toc168562586"/>
-      <w:r>
-        <w:rPr>
-          <w:lang w:val="en-US"/>
-        </w:rPr>
-        <w:t>Injection</w:t>
-      </w:r>
-      <w:bookmarkEnd w:id="9"/>
+          <w:lang w:val="en-US"/>
+        </w:rPr>
+      </w:pPr>
+      <w:r>
+        <w:t>Injection vulnerabilities occur when untrusted data is sent to an interpreter as part of a command or query.</w:t>
+      </w:r>
     </w:p>
     <w:p>
       <w:pPr>
@@ -5747,12 +5671,12 @@
           <w:lang w:val="en-US"/>
         </w:rPr>
       </w:pPr>
-      <w:bookmarkStart w:id="10" w:name="_Toc168562587"/>
-      <w:r>
-        <w:rPr>
-          <w:lang w:val="en-US"/>
-        </w:rPr>
-        <w:t>Description</w:t>
+      <w:bookmarkStart w:id="10" w:name="_Toc168562588"/>
+      <w:r>
+        <w:rPr>
+          <w:lang w:val="en-US"/>
+        </w:rPr>
+        <w:t>Mitigation Strategy:</w:t>
       </w:r>
       <w:bookmarkEnd w:id="10"/>
     </w:p>
@@ -5768,7 +5692,7 @@
         </w:rPr>
       </w:pPr>
       <w:r>
-        <w:t>Injection vulnerabilities occur when untrusted data is sent to an interpreter as part of a command or query.</w:t>
+        <w:t>We use parameterized queries and ORM methods to prevent SQL injection.</w:t>
       </w:r>
     </w:p>
     <w:p>
@@ -5782,42 +5706,7 @@
           <w:lang w:val="en-US"/>
         </w:rPr>
       </w:pPr>
-      <w:bookmarkStart w:id="11" w:name="_Toc168562588"/>
-      <w:r>
-        <w:rPr>
-          <w:lang w:val="en-US"/>
-        </w:rPr>
-        <w:t>Mitigation Strategy:</w:t>
-      </w:r>
-      <w:bookmarkEnd w:id="11"/>
-    </w:p>
-    <w:p>
-      <w:pPr>
-        <w:pStyle w:val="ListParagraph"/>
-        <w:numPr>
-          <w:ilvl w:val="2"/>
-          <w:numId w:val="2"/>
-        </w:numPr>
-        <w:rPr>
-          <w:lang w:val="en-US"/>
-        </w:rPr>
-      </w:pPr>
-      <w:r>
-        <w:t>We use parameterized queries and ORM methods to prevent SQL injection.</w:t>
-      </w:r>
-    </w:p>
-    <w:p>
-      <w:pPr>
-        <w:pStyle w:val="Heading2"/>
-        <w:numPr>
-          <w:ilvl w:val="1"/>
-          <w:numId w:val="2"/>
-        </w:numPr>
-        <w:rPr>
-          <w:lang w:val="en-US"/>
-        </w:rPr>
-      </w:pPr>
-      <w:bookmarkStart w:id="12" w:name="_Toc168562589"/>
+      <w:bookmarkStart w:id="11" w:name="_Toc168562589"/>
       <w:r>
         <w:rPr>
           <w:lang w:val="en-US"/>
@@ -5825,7 +5714,7 @@
         <w:lastRenderedPageBreak/>
         <w:t>Implementation:</w:t>
       </w:r>
-      <w:bookmarkEnd w:id="12"/>
+      <w:bookmarkEnd w:id="11"/>
     </w:p>
     <w:p>
       <w:pPr>
@@ -5875,7 +5764,7 @@
                     <pic:cNvPicPr/>
                   </pic:nvPicPr>
                   <pic:blipFill>
-                    <a:blip r:embed="rId8">
+                    <a:blip r:embed="rId7">
                       <a:extLst>
                         <a:ext uri="{28A0092B-C50C-407E-A947-70E740481C1C}">
                           <a14:useLocalDpi xmlns:a14="http://schemas.microsoft.com/office/drawing/2010/main" val="0"/>
@@ -5944,7 +5833,7 @@
                     <pic:cNvPicPr/>
                   </pic:nvPicPr>
                   <pic:blipFill>
-                    <a:blip r:embed="rId9">
+                    <a:blip r:embed="rId8">
                       <a:extLst>
                         <a:ext uri="{28A0092B-C50C-407E-A947-70E740481C1C}">
                           <a14:useLocalDpi xmlns:a14="http://schemas.microsoft.com/office/drawing/2010/main" val="0"/>
@@ -5988,7 +5877,7 @@
           <w:lang w:val="en-US"/>
         </w:rPr>
       </w:pPr>
-      <w:bookmarkStart w:id="13" w:name="_Toc168562590"/>
+      <w:bookmarkStart w:id="12" w:name="_Toc168562590"/>
       <w:r>
         <w:rPr>
           <w:lang w:val="en-US"/>
@@ -5996,7 +5885,7 @@
         <w:lastRenderedPageBreak/>
         <w:t>Insecure Design</w:t>
       </w:r>
-      <w:bookmarkEnd w:id="13"/>
+      <w:bookmarkEnd w:id="12"/>
     </w:p>
     <w:p>
       <w:pPr>
@@ -6009,14 +5898,14 @@
           <w:lang w:val="en-US"/>
         </w:rPr>
       </w:pPr>
-      <w:bookmarkStart w:id="14" w:name="_Toc168562591"/>
+      <w:bookmarkStart w:id="13" w:name="_Toc168562591"/>
       <w:r>
         <w:rPr>
           <w:lang w:val="en-US"/>
         </w:rPr>
         <w:t>Description:</w:t>
       </w:r>
-      <w:bookmarkEnd w:id="14"/>
+      <w:bookmarkEnd w:id="13"/>
     </w:p>
     <w:p>
       <w:pPr>
@@ -6044,14 +5933,14 @@
           <w:lang w:val="en-US"/>
         </w:rPr>
       </w:pPr>
-      <w:bookmarkStart w:id="15" w:name="_Toc168562592"/>
+      <w:bookmarkStart w:id="14" w:name="_Toc168562592"/>
       <w:r>
         <w:rPr>
           <w:lang w:val="en-US"/>
         </w:rPr>
         <w:t>Mitigation Strategy:</w:t>
       </w:r>
-      <w:bookmarkEnd w:id="15"/>
+      <w:bookmarkEnd w:id="14"/>
     </w:p>
     <w:p>
       <w:pPr>
@@ -6079,14 +5968,14 @@
           <w:lang w:val="en-US"/>
         </w:rPr>
       </w:pPr>
-      <w:bookmarkStart w:id="16" w:name="_Toc168562593"/>
+      <w:bookmarkStart w:id="15" w:name="_Toc168562593"/>
       <w:r>
         <w:rPr>
           <w:lang w:val="en-US"/>
         </w:rPr>
         <w:t>Security Misconfiguration</w:t>
       </w:r>
-      <w:bookmarkEnd w:id="16"/>
+      <w:bookmarkEnd w:id="15"/>
     </w:p>
     <w:p>
       <w:pPr>
@@ -6099,14 +5988,14 @@
           <w:lang w:val="en-US"/>
         </w:rPr>
       </w:pPr>
-      <w:bookmarkStart w:id="17" w:name="_Toc168562594"/>
+      <w:bookmarkStart w:id="16" w:name="_Toc168562594"/>
       <w:r>
         <w:rPr>
           <w:lang w:val="en-US"/>
         </w:rPr>
         <w:t>Description:</w:t>
       </w:r>
-      <w:bookmarkEnd w:id="17"/>
+      <w:bookmarkEnd w:id="16"/>
     </w:p>
     <w:p>
       <w:pPr>
@@ -6134,14 +6023,14 @@
           <w:lang w:val="en-US"/>
         </w:rPr>
       </w:pPr>
-      <w:bookmarkStart w:id="18" w:name="_Toc168562595"/>
+      <w:bookmarkStart w:id="17" w:name="_Toc168562595"/>
       <w:r>
         <w:rPr>
           <w:lang w:val="en-US"/>
         </w:rPr>
         <w:t>Mitigation Strategy:</w:t>
       </w:r>
-      <w:bookmarkEnd w:id="18"/>
+      <w:bookmarkEnd w:id="17"/>
     </w:p>
     <w:p>
       <w:pPr>
@@ -6155,8 +6044,31 @@
         </w:rPr>
       </w:pPr>
       <w:r>
-        <w:t>We use centralized configuration management and automated security testing to maintain security settings.</w:t>
-      </w:r>
+        <w:t>We use centralized configuration management</w:t>
+      </w:r>
+      <w:r>
+        <w:t>.</w:t>
+      </w:r>
+    </w:p>
+    <w:p>
+      <w:pPr>
+        <w:pStyle w:val="Heading1"/>
+        <w:numPr>
+          <w:ilvl w:val="0"/>
+          <w:numId w:val="2"/>
+        </w:numPr>
+        <w:rPr>
+          <w:lang w:val="en-US"/>
+        </w:rPr>
+      </w:pPr>
+      <w:bookmarkStart w:id="18" w:name="_Toc168562597"/>
+      <w:r>
+        <w:rPr>
+          <w:lang w:val="en-US"/>
+        </w:rPr>
+        <w:t>Vulnerable and Outdate Components</w:t>
+      </w:r>
+      <w:bookmarkEnd w:id="18"/>
     </w:p>
     <w:p>
       <w:pPr>
@@ -6169,12 +6081,12 @@
           <w:lang w:val="en-US"/>
         </w:rPr>
       </w:pPr>
-      <w:bookmarkStart w:id="19" w:name="_Toc168562596"/>
-      <w:r>
-        <w:rPr>
-          <w:lang w:val="en-US"/>
-        </w:rPr>
-        <w:t>Implementation:</w:t>
+      <w:bookmarkStart w:id="19" w:name="_Toc168562598"/>
+      <w:r>
+        <w:rPr>
+          <w:lang w:val="en-US"/>
+        </w:rPr>
+        <w:t>Description:</w:t>
       </w:r>
       <w:bookmarkEnd w:id="19"/>
     </w:p>
@@ -6190,73 +6102,99 @@
         </w:rPr>
       </w:pPr>
       <w:r>
-        <w:rPr>
-          <w:noProof/>
-          <w:lang w:val="en-US"/>
-        </w:rPr>
-        <w:drawing>
-          <wp:anchor distT="0" distB="0" distL="114300" distR="114300" simplePos="0" relativeHeight="251662336" behindDoc="0" locked="0" layoutInCell="1" allowOverlap="1">
-            <wp:simplePos x="0" y="0"/>
-            <wp:positionH relativeFrom="column">
-              <wp:posOffset>143838</wp:posOffset>
-            </wp:positionH>
-            <wp:positionV relativeFrom="paragraph">
-              <wp:posOffset>326083</wp:posOffset>
-            </wp:positionV>
-            <wp:extent cx="5943600" cy="282575"/>
-            <wp:effectExtent l="0" t="0" r="0" b="0"/>
-            <wp:wrapThrough wrapText="bothSides">
-              <wp:wrapPolygon edited="0">
-                <wp:start x="0" y="0"/>
-                <wp:lineTo x="0" y="20387"/>
-                <wp:lineTo x="21554" y="20387"/>
-                <wp:lineTo x="21554" y="0"/>
-                <wp:lineTo x="0" y="0"/>
-              </wp:wrapPolygon>
-            </wp:wrapThrough>
-            <wp:docPr id="2054114567" name="Picture 5"/>
-            <wp:cNvGraphicFramePr>
-              <a:graphicFrameLocks xmlns:a="http://schemas.openxmlformats.org/drawingml/2006/main" noChangeAspect="1"/>
-            </wp:cNvGraphicFramePr>
-            <a:graphic xmlns:a="http://schemas.openxmlformats.org/drawingml/2006/main">
-              <a:graphicData uri="http://schemas.openxmlformats.org/drawingml/2006/picture">
-                <pic:pic xmlns:pic="http://schemas.openxmlformats.org/drawingml/2006/picture">
-                  <pic:nvPicPr>
-                    <pic:cNvPr id="2054114567" name="Picture 2054114567"/>
-                    <pic:cNvPicPr/>
-                  </pic:nvPicPr>
-                  <pic:blipFill>
-                    <a:blip r:embed="rId10">
-                      <a:extLst>
-                        <a:ext uri="{28A0092B-C50C-407E-A947-70E740481C1C}">
-                          <a14:useLocalDpi xmlns:a14="http://schemas.microsoft.com/office/drawing/2010/main" val="0"/>
-                        </a:ext>
-                      </a:extLst>
-                    </a:blip>
-                    <a:stretch>
-                      <a:fillRect/>
-                    </a:stretch>
-                  </pic:blipFill>
-                  <pic:spPr>
-                    <a:xfrm>
-                      <a:off x="0" y="0"/>
-                      <a:ext cx="5943600" cy="282575"/>
-                    </a:xfrm>
-                    <a:prstGeom prst="rect">
-                      <a:avLst/>
-                    </a:prstGeom>
-                  </pic:spPr>
-                </pic:pic>
-              </a:graphicData>
-            </a:graphic>
-            <wp14:sizeRelH relativeFrom="page">
-              <wp14:pctWidth>0</wp14:pctWidth>
-            </wp14:sizeRelH>
-            <wp14:sizeRelV relativeFrom="page">
-              <wp14:pctHeight>0</wp14:pctHeight>
-            </wp14:sizeRelV>
-          </wp:anchor>
-        </w:drawing>
+        <w:t>Using vulnerable or outdated software components can expose the application to security risks.</w:t>
+      </w:r>
+    </w:p>
+    <w:p>
+      <w:pPr>
+        <w:pStyle w:val="Heading2"/>
+        <w:numPr>
+          <w:ilvl w:val="1"/>
+          <w:numId w:val="2"/>
+        </w:numPr>
+        <w:rPr>
+          <w:lang w:val="en-US"/>
+        </w:rPr>
+      </w:pPr>
+      <w:bookmarkStart w:id="20" w:name="_Toc168562599"/>
+      <w:r>
+        <w:rPr>
+          <w:lang w:val="en-US"/>
+        </w:rPr>
+        <w:t>Mitigation Strategy:</w:t>
+      </w:r>
+      <w:bookmarkEnd w:id="20"/>
+    </w:p>
+    <w:p>
+      <w:pPr>
+        <w:pStyle w:val="ListParagraph"/>
+        <w:numPr>
+          <w:ilvl w:val="2"/>
+          <w:numId w:val="2"/>
+        </w:numPr>
+        <w:rPr>
+          <w:lang w:val="en-US"/>
+        </w:rPr>
+      </w:pPr>
+      <w:r>
+        <w:t>We regularly update dependencies</w:t>
+      </w:r>
+      <w:r>
+        <w:t>.</w:t>
+      </w:r>
+    </w:p>
+    <w:p>
+      <w:pPr>
+        <w:pStyle w:val="Heading2"/>
+        <w:numPr>
+          <w:ilvl w:val="1"/>
+          <w:numId w:val="2"/>
+        </w:numPr>
+        <w:rPr>
+          <w:lang w:val="en-US"/>
+        </w:rPr>
+      </w:pPr>
+      <w:bookmarkStart w:id="21" w:name="_Toc168562600"/>
+      <w:r>
+        <w:rPr>
+          <w:lang w:val="en-US"/>
+        </w:rPr>
+        <w:t>Implementation:</w:t>
+      </w:r>
+      <w:bookmarkEnd w:id="21"/>
+    </w:p>
+    <w:p>
+      <w:pPr>
+        <w:pStyle w:val="ListParagraph"/>
+        <w:numPr>
+          <w:ilvl w:val="2"/>
+          <w:numId w:val="2"/>
+        </w:numPr>
+        <w:rPr>
+          <w:lang w:val="en-US"/>
+        </w:rPr>
+      </w:pPr>
+      <w:r>
+        <w:rPr>
+          <w:lang w:val="en-US"/>
+        </w:rPr>
+        <w:t xml:space="preserve">Look </w:t>
+      </w:r>
+      <w:proofErr w:type="spellStart"/>
+      <w:proofErr w:type="gramStart"/>
+      <w:r>
+        <w:rPr>
+          <w:lang w:val="en-US"/>
+        </w:rPr>
+        <w:t>gradle.build</w:t>
+      </w:r>
+      <w:proofErr w:type="spellEnd"/>
+      <w:proofErr w:type="gramEnd"/>
+      <w:r>
+        <w:rPr>
+          <w:lang w:val="en-US"/>
+        </w:rPr>
+        <w:t xml:space="preserve"> in source code.</w:t>
       </w:r>
     </w:p>
     <w:p>
@@ -6270,14 +6208,14 @@
           <w:lang w:val="en-US"/>
         </w:rPr>
       </w:pPr>
-      <w:bookmarkStart w:id="20" w:name="_Toc168562597"/>
-      <w:r>
-        <w:rPr>
-          <w:lang w:val="en-US"/>
-        </w:rPr>
-        <w:t>Vulnerable and Outdate Components</w:t>
-      </w:r>
-      <w:bookmarkEnd w:id="20"/>
+      <w:bookmarkStart w:id="22" w:name="_Toc168562601"/>
+      <w:r>
+        <w:rPr>
+          <w:lang w:val="en-US"/>
+        </w:rPr>
+        <w:t>Identification and Authentication Failures</w:t>
+      </w:r>
+      <w:bookmarkEnd w:id="22"/>
     </w:p>
     <w:p>
       <w:pPr>
@@ -6290,14 +6228,14 @@
           <w:lang w:val="en-US"/>
         </w:rPr>
       </w:pPr>
-      <w:bookmarkStart w:id="21" w:name="_Toc168562598"/>
+      <w:bookmarkStart w:id="23" w:name="_Toc168562602"/>
       <w:r>
         <w:rPr>
           <w:lang w:val="en-US"/>
         </w:rPr>
         <w:t>Description:</w:t>
       </w:r>
-      <w:bookmarkEnd w:id="21"/>
+      <w:bookmarkEnd w:id="23"/>
     </w:p>
     <w:p>
       <w:pPr>
@@ -6311,7 +6249,7 @@
         </w:rPr>
       </w:pPr>
       <w:r>
-        <w:t>Using vulnerable or outdated software components can expose the application to security risks.</w:t>
+        <w:t>Improper implementation of authentication mechanisms can lead to unauthorized access.</w:t>
       </w:r>
     </w:p>
     <w:p>
@@ -6325,14 +6263,14 @@
           <w:lang w:val="en-US"/>
         </w:rPr>
       </w:pPr>
-      <w:bookmarkStart w:id="22" w:name="_Toc168562599"/>
+      <w:bookmarkStart w:id="24" w:name="_Toc168562603"/>
       <w:r>
         <w:rPr>
           <w:lang w:val="en-US"/>
         </w:rPr>
         <w:t>Mitigation Strategy:</w:t>
       </w:r>
-      <w:bookmarkEnd w:id="22"/>
+      <w:bookmarkEnd w:id="24"/>
     </w:p>
     <w:p>
       <w:pPr>
@@ -6346,10 +6284,10 @@
         </w:rPr>
       </w:pPr>
       <w:r>
-        <w:t>We regularly update dependencies</w:t>
-      </w:r>
-      <w:r>
-        <w:t xml:space="preserve"> and use prebuild vulnerability scanning tools within IDE and framework.</w:t>
+        <w:t>The risk is not addressed at full scale, only using password to authenticate identity of the user while would have been a good practice to enable 2FA</w:t>
+      </w:r>
+      <w:r>
+        <w:t>.</w:t>
       </w:r>
     </w:p>
     <w:p>
@@ -6363,14 +6301,14 @@
           <w:lang w:val="en-US"/>
         </w:rPr>
       </w:pPr>
-      <w:bookmarkStart w:id="23" w:name="_Toc168562600"/>
+      <w:bookmarkStart w:id="25" w:name="_Toc168562604"/>
       <w:r>
         <w:rPr>
           <w:lang w:val="en-US"/>
         </w:rPr>
         <w:t>Implementation:</w:t>
       </w:r>
-      <w:bookmarkEnd w:id="23"/>
+      <w:bookmarkEnd w:id="25"/>
     </w:p>
     <w:p>
       <w:pPr>
@@ -6387,23 +6325,7 @@
         <w:rPr>
           <w:lang w:val="en-US"/>
         </w:rPr>
-        <w:t xml:space="preserve">Look </w:t>
-      </w:r>
-      <w:proofErr w:type="spellStart"/>
-      <w:proofErr w:type="gramStart"/>
-      <w:r>
-        <w:rPr>
-          <w:lang w:val="en-US"/>
-        </w:rPr>
-        <w:t>gradle.build</w:t>
-      </w:r>
-      <w:proofErr w:type="spellEnd"/>
-      <w:proofErr w:type="gramEnd"/>
-      <w:r>
-        <w:rPr>
-          <w:lang w:val="en-US"/>
-        </w:rPr>
-        <w:t xml:space="preserve"> in source code.</w:t>
+        <w:t>Check configuration folder in source code.</w:t>
       </w:r>
     </w:p>
     <w:p>
@@ -6417,14 +6339,14 @@
           <w:lang w:val="en-US"/>
         </w:rPr>
       </w:pPr>
-      <w:bookmarkStart w:id="24" w:name="_Toc168562601"/>
-      <w:r>
-        <w:rPr>
-          <w:lang w:val="en-US"/>
-        </w:rPr>
-        <w:t>Identification and Authentication Failures</w:t>
-      </w:r>
-      <w:bookmarkEnd w:id="24"/>
+      <w:bookmarkStart w:id="26" w:name="_Toc168562605"/>
+      <w:r>
+        <w:rPr>
+          <w:lang w:val="en-US"/>
+        </w:rPr>
+        <w:t>Software and Data Integrity Failures</w:t>
+      </w:r>
+      <w:bookmarkEnd w:id="26"/>
     </w:p>
     <w:p>
       <w:pPr>
@@ -6437,14 +6359,14 @@
           <w:lang w:val="en-US"/>
         </w:rPr>
       </w:pPr>
-      <w:bookmarkStart w:id="25" w:name="_Toc168562602"/>
+      <w:bookmarkStart w:id="27" w:name="_Toc168562606"/>
       <w:r>
         <w:rPr>
           <w:lang w:val="en-US"/>
         </w:rPr>
         <w:t>Description:</w:t>
       </w:r>
-      <w:bookmarkEnd w:id="25"/>
+      <w:bookmarkEnd w:id="27"/>
     </w:p>
     <w:p>
       <w:pPr>
@@ -6458,7 +6380,7 @@
         </w:rPr>
       </w:pPr>
       <w:r>
-        <w:t>Improper implementation of authentication mechanisms can lead to unauthorized access.</w:t>
+        <w:t>Software and data integrity failures can occur when infrastructure and code are not protected against unauthorized changes.</w:t>
       </w:r>
     </w:p>
     <w:p>
@@ -6472,14 +6394,14 @@
           <w:lang w:val="en-US"/>
         </w:rPr>
       </w:pPr>
-      <w:bookmarkStart w:id="26" w:name="_Toc168562603"/>
+      <w:bookmarkStart w:id="28" w:name="_Toc168562607"/>
       <w:r>
         <w:rPr>
           <w:lang w:val="en-US"/>
         </w:rPr>
         <w:t>Mitigation Strategy:</w:t>
       </w:r>
-      <w:bookmarkEnd w:id="26"/>
+      <w:bookmarkEnd w:id="28"/>
     </w:p>
     <w:p>
       <w:pPr>
@@ -6493,11 +6415,38 @@
         </w:rPr>
       </w:pPr>
       <w:r>
-        <w:t>The risk is not addressed at full scale, only using password to authenticate identity of the user while would have been a good practice to enable 2FA</w:t>
-      </w:r>
-      <w:r>
+        <w:rPr>
+          <w:lang w:val="en-US"/>
+        </w:rPr>
+        <w:t>We don’t sign code, not securing pipelines</w:t>
+      </w:r>
+      <w:r>
+        <w:rPr>
+          <w:lang w:val="en-US"/>
+        </w:rPr>
         <w:t>.</w:t>
       </w:r>
+    </w:p>
+    <w:p>
+      <w:pPr>
+        <w:pStyle w:val="Heading1"/>
+        <w:numPr>
+          <w:ilvl w:val="0"/>
+          <w:numId w:val="2"/>
+        </w:numPr>
+        <w:rPr>
+          <w:lang w:val="en-US"/>
+        </w:rPr>
+      </w:pPr>
+      <w:bookmarkStart w:id="29" w:name="_Toc168562608"/>
+      <w:r>
+        <w:rPr>
+          <w:lang w:val="en-US"/>
+        </w:rPr>
+        <w:lastRenderedPageBreak/>
+        <w:t>Security Logging and Monitoring Failures</w:t>
+      </w:r>
+      <w:bookmarkEnd w:id="29"/>
     </w:p>
     <w:p>
       <w:pPr>
@@ -6510,14 +6459,14 @@
           <w:lang w:val="en-US"/>
         </w:rPr>
       </w:pPr>
-      <w:bookmarkStart w:id="27" w:name="_Toc168562604"/>
-      <w:r>
-        <w:rPr>
-          <w:lang w:val="en-US"/>
-        </w:rPr>
-        <w:t>Implementation:</w:t>
-      </w:r>
-      <w:bookmarkEnd w:id="27"/>
+      <w:bookmarkStart w:id="30" w:name="_Toc168562609"/>
+      <w:r>
+        <w:rPr>
+          <w:lang w:val="en-US"/>
+        </w:rPr>
+        <w:t>Description:</w:t>
+      </w:r>
+      <w:bookmarkEnd w:id="30"/>
     </w:p>
     <w:p>
       <w:pPr>
@@ -6531,10 +6480,45 @@
         </w:rPr>
       </w:pPr>
       <w:r>
-        <w:rPr>
-          <w:lang w:val="en-US"/>
-        </w:rPr>
-        <w:t>Check configuration folder in source code.</w:t>
+        <w:t>Insufficient logging and monitoring can delay the detection of and response to security incidents.</w:t>
+      </w:r>
+    </w:p>
+    <w:p>
+      <w:pPr>
+        <w:pStyle w:val="Heading2"/>
+        <w:numPr>
+          <w:ilvl w:val="1"/>
+          <w:numId w:val="2"/>
+        </w:numPr>
+        <w:rPr>
+          <w:lang w:val="en-US"/>
+        </w:rPr>
+      </w:pPr>
+      <w:bookmarkStart w:id="31" w:name="_Toc168562610"/>
+      <w:r>
+        <w:rPr>
+          <w:lang w:val="en-US"/>
+        </w:rPr>
+        <w:t>Mitigation Strategy:</w:t>
+      </w:r>
+      <w:bookmarkEnd w:id="31"/>
+    </w:p>
+    <w:p>
+      <w:pPr>
+        <w:pStyle w:val="ListParagraph"/>
+        <w:numPr>
+          <w:ilvl w:val="2"/>
+          <w:numId w:val="2"/>
+        </w:numPr>
+        <w:rPr>
+          <w:lang w:val="en-US"/>
+        </w:rPr>
+      </w:pPr>
+      <w:r>
+        <w:rPr>
+          <w:lang w:val="en-US"/>
+        </w:rPr>
+        <w:t>We implement logging of every error that arising while the application is up and running.</w:t>
       </w:r>
     </w:p>
     <w:p>
@@ -6548,15 +6532,14 @@
           <w:lang w:val="en-US"/>
         </w:rPr>
       </w:pPr>
-      <w:bookmarkStart w:id="28" w:name="_Toc168562605"/>
-      <w:r>
-        <w:rPr>
-          <w:lang w:val="en-US"/>
-        </w:rPr>
-        <w:lastRenderedPageBreak/>
-        <w:t>Software and Data Integrity Failures</w:t>
-      </w:r>
-      <w:bookmarkEnd w:id="28"/>
+      <w:bookmarkStart w:id="32" w:name="_Toc168562611"/>
+      <w:r>
+        <w:rPr>
+          <w:lang w:val="en-US"/>
+        </w:rPr>
+        <w:t>Server-Side Request Forgery (SSRF)</w:t>
+      </w:r>
+      <w:bookmarkEnd w:id="32"/>
     </w:p>
     <w:p>
       <w:pPr>
@@ -6569,14 +6552,14 @@
           <w:lang w:val="en-US"/>
         </w:rPr>
       </w:pPr>
-      <w:bookmarkStart w:id="29" w:name="_Toc168562606"/>
+      <w:bookmarkStart w:id="33" w:name="_Toc168562612"/>
       <w:r>
         <w:rPr>
           <w:lang w:val="en-US"/>
         </w:rPr>
         <w:t>Description:</w:t>
       </w:r>
-      <w:bookmarkEnd w:id="29"/>
+      <w:bookmarkEnd w:id="33"/>
     </w:p>
     <w:p>
       <w:pPr>
@@ -6590,7 +6573,7 @@
         </w:rPr>
       </w:pPr>
       <w:r>
-        <w:t>Software and data integrity failures can occur when infrastructure and code are not protected against unauthorized changes.</w:t>
+        <w:t>SSRF vulnerabilities allow an attacker to induce the server-side application to make HTTP requests to unintended locations.</w:t>
       </w:r>
     </w:p>
     <w:p>
@@ -6604,14 +6587,14 @@
           <w:lang w:val="en-US"/>
         </w:rPr>
       </w:pPr>
-      <w:bookmarkStart w:id="30" w:name="_Toc168562607"/>
+      <w:bookmarkStart w:id="34" w:name="_Toc168562613"/>
       <w:r>
         <w:rPr>
           <w:lang w:val="en-US"/>
         </w:rPr>
         <w:t>Mitigation Strategy:</w:t>
       </w:r>
-      <w:bookmarkEnd w:id="30"/>
+      <w:bookmarkEnd w:id="34"/>
     </w:p>
     <w:p>
       <w:pPr>
@@ -6625,31 +6608,17 @@
         </w:rPr>
       </w:pPr>
       <w:r>
-        <w:rPr>
-          <w:lang w:val="en-US"/>
-        </w:rPr>
-        <w:t xml:space="preserve">We don’t sign code, not securing pipelines and </w:t>
-      </w:r>
-    </w:p>
-    <w:p>
-      <w:pPr>
-        <w:pStyle w:val="Heading1"/>
-        <w:numPr>
-          <w:ilvl w:val="0"/>
-          <w:numId w:val="2"/>
-        </w:numPr>
-        <w:rPr>
-          <w:lang w:val="en-US"/>
-        </w:rPr>
-      </w:pPr>
-      <w:bookmarkStart w:id="31" w:name="_Toc168562608"/>
-      <w:r>
-        <w:rPr>
-          <w:lang w:val="en-US"/>
-        </w:rPr>
-        <w:t>Security Logging and Monitoring Failures</w:t>
-      </w:r>
-      <w:bookmarkEnd w:id="31"/>
+        <w:t xml:space="preserve">We validate and sanitize user inputs </w:t>
+      </w:r>
+      <w:r>
+        <w:t xml:space="preserve">both in backend and frontend </w:t>
+      </w:r>
+      <w:r>
+        <w:t>and restrict server access to known URLs</w:t>
+      </w:r>
+      <w:r>
+        <w:t>.</w:t>
+      </w:r>
     </w:p>
     <w:p>
       <w:pPr>
@@ -6662,177 +6631,14 @@
           <w:lang w:val="en-US"/>
         </w:rPr>
       </w:pPr>
-      <w:bookmarkStart w:id="32" w:name="_Toc168562609"/>
-      <w:r>
-        <w:rPr>
-          <w:lang w:val="en-US"/>
-        </w:rPr>
-        <w:t>Description:</w:t>
-      </w:r>
-      <w:bookmarkEnd w:id="32"/>
-    </w:p>
-    <w:p>
-      <w:pPr>
-        <w:pStyle w:val="ListParagraph"/>
-        <w:numPr>
-          <w:ilvl w:val="2"/>
-          <w:numId w:val="2"/>
-        </w:numPr>
-        <w:rPr>
-          <w:lang w:val="en-US"/>
-        </w:rPr>
-      </w:pPr>
-      <w:r>
-        <w:t>Insufficient logging and monitoring can delay the detection of and response to security incidents.</w:t>
-      </w:r>
-    </w:p>
-    <w:p>
-      <w:pPr>
-        <w:pStyle w:val="Heading2"/>
-        <w:numPr>
-          <w:ilvl w:val="1"/>
-          <w:numId w:val="2"/>
-        </w:numPr>
-        <w:rPr>
-          <w:lang w:val="en-US"/>
-        </w:rPr>
-      </w:pPr>
-      <w:bookmarkStart w:id="33" w:name="_Toc168562610"/>
-      <w:r>
-        <w:rPr>
-          <w:lang w:val="en-US"/>
-        </w:rPr>
-        <w:t>Mitigation Strategy:</w:t>
-      </w:r>
-      <w:bookmarkEnd w:id="33"/>
-    </w:p>
-    <w:p>
-      <w:pPr>
-        <w:pStyle w:val="ListParagraph"/>
-        <w:numPr>
-          <w:ilvl w:val="2"/>
-          <w:numId w:val="2"/>
-        </w:numPr>
-        <w:rPr>
-          <w:lang w:val="en-US"/>
-        </w:rPr>
-      </w:pPr>
-      <w:r>
-        <w:rPr>
-          <w:lang w:val="en-US"/>
-        </w:rPr>
-        <w:t>We don’t implement logging and scanning to quickly identify and solve errors and security incidents</w:t>
-      </w:r>
-    </w:p>
-    <w:p>
-      <w:pPr>
-        <w:pStyle w:val="Heading1"/>
-        <w:numPr>
-          <w:ilvl w:val="0"/>
-          <w:numId w:val="2"/>
-        </w:numPr>
-        <w:rPr>
-          <w:lang w:val="en-US"/>
-        </w:rPr>
-      </w:pPr>
-      <w:bookmarkStart w:id="34" w:name="_Toc168562611"/>
-      <w:r>
-        <w:rPr>
-          <w:lang w:val="en-US"/>
-        </w:rPr>
-        <w:t>Server-Side Request Forgery (SSRF)</w:t>
-      </w:r>
-      <w:bookmarkEnd w:id="34"/>
-    </w:p>
-    <w:p>
-      <w:pPr>
-        <w:pStyle w:val="Heading2"/>
-        <w:numPr>
-          <w:ilvl w:val="1"/>
-          <w:numId w:val="2"/>
-        </w:numPr>
-        <w:rPr>
-          <w:lang w:val="en-US"/>
-        </w:rPr>
-      </w:pPr>
-      <w:bookmarkStart w:id="35" w:name="_Toc168562612"/>
-      <w:r>
-        <w:rPr>
-          <w:lang w:val="en-US"/>
-        </w:rPr>
-        <w:t>Description:</w:t>
+      <w:bookmarkStart w:id="35" w:name="_Toc168562614"/>
+      <w:r>
+        <w:rPr>
+          <w:lang w:val="en-US"/>
+        </w:rPr>
+        <w:t>Implementation:</w:t>
       </w:r>
       <w:bookmarkEnd w:id="35"/>
-    </w:p>
-    <w:p>
-      <w:pPr>
-        <w:pStyle w:val="ListParagraph"/>
-        <w:numPr>
-          <w:ilvl w:val="2"/>
-          <w:numId w:val="2"/>
-        </w:numPr>
-        <w:rPr>
-          <w:lang w:val="en-US"/>
-        </w:rPr>
-      </w:pPr>
-      <w:r>
-        <w:t>SSRF vulnerabilities allow an attacker to induce the server-side application to make HTTP requests to unintended locations.</w:t>
-      </w:r>
-    </w:p>
-    <w:p>
-      <w:pPr>
-        <w:pStyle w:val="Heading2"/>
-        <w:numPr>
-          <w:ilvl w:val="1"/>
-          <w:numId w:val="2"/>
-        </w:numPr>
-        <w:rPr>
-          <w:lang w:val="en-US"/>
-        </w:rPr>
-      </w:pPr>
-      <w:bookmarkStart w:id="36" w:name="_Toc168562613"/>
-      <w:r>
-        <w:rPr>
-          <w:lang w:val="en-US"/>
-        </w:rPr>
-        <w:t>Mitigation Strategy:</w:t>
-      </w:r>
-      <w:bookmarkEnd w:id="36"/>
-    </w:p>
-    <w:p>
-      <w:pPr>
-        <w:pStyle w:val="ListParagraph"/>
-        <w:numPr>
-          <w:ilvl w:val="2"/>
-          <w:numId w:val="2"/>
-        </w:numPr>
-        <w:rPr>
-          <w:lang w:val="en-US"/>
-        </w:rPr>
-      </w:pPr>
-      <w:r>
-        <w:t>We validate and sanitize user inputs and restrict server access to known URLs.</w:t>
-      </w:r>
-    </w:p>
-    <w:p>
-      <w:pPr>
-        <w:pStyle w:val="Heading2"/>
-        <w:numPr>
-          <w:ilvl w:val="1"/>
-          <w:numId w:val="2"/>
-        </w:numPr>
-        <w:rPr>
-          <w:lang w:val="en-US"/>
-        </w:rPr>
-      </w:pPr>
-      <w:bookmarkStart w:id="37" w:name="_Toc168562614"/>
-      <w:r>
-        <w:rPr>
-          <w:lang w:val="en-US"/>
-        </w:rPr>
-        <w:t>Implementation:</w:t>
-      </w:r>
-      <w:bookmarkEnd w:id="37"/>
     </w:p>
     <w:p>
       <w:pPr>
@@ -6882,7 +6688,7 @@
                     <pic:cNvPicPr/>
                   </pic:nvPicPr>
                   <pic:blipFill>
-                    <a:blip r:embed="rId11">
+                    <a:blip r:embed="rId9">
                       <a:extLst>
                         <a:ext uri="{28A0092B-C50C-407E-A947-70E740481C1C}">
                           <a14:useLocalDpi xmlns:a14="http://schemas.microsoft.com/office/drawing/2010/main" val="0"/>
@@ -6926,7 +6732,7 @@
           <w:lang w:val="en-US"/>
         </w:rPr>
       </w:pPr>
-      <w:bookmarkStart w:id="38" w:name="_Toc168562615"/>
+      <w:bookmarkStart w:id="36" w:name="_Toc168562615"/>
       <w:r>
         <w:rPr>
           <w:noProof/>
@@ -6965,7 +6771,7 @@
                     <pic:cNvPicPr/>
                   </pic:nvPicPr>
                   <pic:blipFill>
-                    <a:blip r:embed="rId12">
+                    <a:blip r:embed="rId10">
                       <a:extLst>
                         <a:ext uri="{28A0092B-C50C-407E-A947-70E740481C1C}">
                           <a14:useLocalDpi xmlns:a14="http://schemas.microsoft.com/office/drawing/2010/main" val="0"/>
@@ -7003,7 +6809,7 @@
         </w:rPr>
         <w:t>Conclusion</w:t>
       </w:r>
-      <w:bookmarkEnd w:id="38"/>
+      <w:bookmarkEnd w:id="36"/>
     </w:p>
     <w:p>
       <w:pPr>
@@ -7023,12 +6829,12 @@
           <w:lang w:val="en-US"/>
         </w:rPr>
       </w:pPr>
-      <w:bookmarkStart w:id="39" w:name="_Toc168562616"/>
+      <w:bookmarkStart w:id="37" w:name="_Toc168562616"/>
       <w:r>
         <w:lastRenderedPageBreak/>
         <w:t>In this security report, we have comprehensively examined how our marketplace application addresses the OWASP Top 10 security risks. The strategies, implementations, and practices discussed in each section are critical to enhancing the security posture of our application and ensuring that it is robust against common vulnerabilities. Here is a summary of our approach to each risk:</w:t>
       </w:r>
-      <w:bookmarkEnd w:id="39"/>
+      <w:bookmarkEnd w:id="37"/>
     </w:p>
     <w:p>
       <w:pPr>
@@ -7049,7 +6855,7 @@
           <w:lang w:val="en-US"/>
         </w:rPr>
       </w:pPr>
-      <w:bookmarkStart w:id="40" w:name="_Toc168562617"/>
+      <w:bookmarkStart w:id="38" w:name="_Toc168562617"/>
       <w:r>
         <w:lastRenderedPageBreak/>
         <w:t>Broken Access Control:</w:t>
@@ -7066,7 +6872,7 @@
         </w:rPr>
         <w:t>We implemented stringent access controls and role-based permissions to ensure users can only access their own data. This prevents unauthorized data access and modification, effectively safeguarding user information.</w:t>
       </w:r>
-      <w:bookmarkEnd w:id="40"/>
+      <w:bookmarkEnd w:id="38"/>
     </w:p>
     <w:p>
       <w:pPr>
@@ -7079,7 +6885,7 @@
           <w:lang w:val="en-US"/>
         </w:rPr>
       </w:pPr>
-      <w:bookmarkStart w:id="41" w:name="_Toc168562618"/>
+      <w:bookmarkStart w:id="39" w:name="_Toc168562618"/>
       <w:r>
         <w:t>Cryptographic Failures:</w:t>
       </w:r>
@@ -7101,7 +6907,7 @@
         </w:rPr>
         <w:t>Our application employs strong encryption techniques for both data at rest and in transit, using industry-standard algorithms like AES-256 and TLS. This approach ensures the confidentiality and integrity of sensitive data.</w:t>
       </w:r>
-      <w:bookmarkEnd w:id="41"/>
+      <w:bookmarkEnd w:id="39"/>
     </w:p>
     <w:p>
       <w:pPr>
@@ -7114,7 +6920,7 @@
           <w:lang w:val="en-US"/>
         </w:rPr>
       </w:pPr>
-      <w:bookmarkStart w:id="42" w:name="_Toc168562619"/>
+      <w:bookmarkStart w:id="40" w:name="_Toc168562619"/>
       <w:r>
         <w:t>Injection:</w:t>
       </w:r>
@@ -7136,7 +6942,7 @@
         </w:rPr>
         <w:t>By using parameterized queries and ORM frameworks, we have mitigated the risk of SQL injection attacks. This prevents attackers from injecting malicious commands into our SQL queries.</w:t>
       </w:r>
-      <w:bookmarkEnd w:id="42"/>
+      <w:bookmarkEnd w:id="40"/>
     </w:p>
     <w:p>
       <w:pPr>
@@ -7149,7 +6955,7 @@
           <w:lang w:val="en-US"/>
         </w:rPr>
       </w:pPr>
-      <w:bookmarkStart w:id="43" w:name="_Toc168562620"/>
+      <w:bookmarkStart w:id="41" w:name="_Toc168562620"/>
       <w:r>
         <w:t>Insecure Design:</w:t>
       </w:r>
@@ -7171,7 +6977,7 @@
         </w:rPr>
         <w:t>We have integrated security principles into the application design from the beginning and perform regular threat modeling. This proactive approach helps in identifying and mitigating potential design flaws that could lead to security vulnerabilities.</w:t>
       </w:r>
-      <w:bookmarkEnd w:id="43"/>
+      <w:bookmarkEnd w:id="41"/>
     </w:p>
     <w:p>
       <w:pPr>
@@ -7184,7 +6990,7 @@
           <w:lang w:val="en-US"/>
         </w:rPr>
       </w:pPr>
-      <w:bookmarkStart w:id="44" w:name="_Toc168562621"/>
+      <w:bookmarkStart w:id="42" w:name="_Toc168562621"/>
       <w:r>
         <w:t>Security Misconfiguration:</w:t>
       </w:r>
@@ -7206,7 +7012,7 @@
         </w:rPr>
         <w:t>Through centralized configuration management and automated security testing, we maintain secure configurations across our application. This minimizes the risk of security misconfigurations, which could otherwise be exploited by attackers.</w:t>
       </w:r>
-      <w:bookmarkEnd w:id="44"/>
+      <w:bookmarkEnd w:id="42"/>
     </w:p>
     <w:p>
       <w:pPr>
@@ -7219,7 +7025,7 @@
           <w:lang w:val="en-US"/>
         </w:rPr>
       </w:pPr>
-      <w:bookmarkStart w:id="45" w:name="_Toc168562622"/>
+      <w:bookmarkStart w:id="43" w:name="_Toc168562622"/>
       <w:r>
         <w:t>Vulnerable and Outdated Components:</w:t>
       </w:r>
@@ -7241,7 +7047,7 @@
         </w:rPr>
         <w:t>Regular updates of dependencies and the use of vulnerability scanning tools help us avoid the use of vulnerable or outdated components. This practice ensures that our application remains secure against known vulnerabilities in third-party libraries.</w:t>
       </w:r>
-      <w:bookmarkEnd w:id="45"/>
+      <w:bookmarkEnd w:id="43"/>
     </w:p>
     <w:p>
       <w:pPr>
@@ -7254,7 +7060,7 @@
           <w:lang w:val="en-US"/>
         </w:rPr>
       </w:pPr>
-      <w:bookmarkStart w:id="46" w:name="_Toc168562623"/>
+      <w:bookmarkStart w:id="44" w:name="_Toc168562623"/>
       <w:r>
         <w:rPr>
           <w:lang w:val="en-US"/>
@@ -7279,7 +7085,7 @@
         </w:rPr>
         <w:t>Although our current authentication mechanisms rely on passwords, there is a recognized need to enhance security by implementing multi-factor authentication (MFA). This would provide an additional layer of security against unauthorized access.</w:t>
       </w:r>
-      <w:bookmarkEnd w:id="46"/>
+      <w:bookmarkEnd w:id="44"/>
     </w:p>
     <w:p>
       <w:pPr>
@@ -7292,7 +7098,7 @@
           <w:lang w:val="en-US"/>
         </w:rPr>
       </w:pPr>
-      <w:bookmarkStart w:id="47" w:name="_Toc168562624"/>
+      <w:bookmarkStart w:id="45" w:name="_Toc168562624"/>
       <w:r>
         <w:rPr>
           <w:lang w:val="en-US"/>
@@ -7317,7 +7123,7 @@
         </w:rPr>
         <w:t>Our application lacks comprehensive measures for code signing and securing CI/CD pipelines. Addressing these gaps is crucial for protecting the integrity of our software and ensuring that only authorized changes are made to the application.</w:t>
       </w:r>
-      <w:bookmarkEnd w:id="47"/>
+      <w:bookmarkEnd w:id="45"/>
     </w:p>
     <w:p>
       <w:pPr>
@@ -7330,7 +7136,7 @@
           <w:lang w:val="en-US"/>
         </w:rPr>
       </w:pPr>
-      <w:bookmarkStart w:id="48" w:name="_Toc168562625"/>
+      <w:bookmarkStart w:id="46" w:name="_Toc168562625"/>
       <w:r>
         <w:rPr>
           <w:lang w:val="en-US"/>
@@ -7355,7 +7161,7 @@
         </w:rPr>
         <w:t>We currently do not have sufficient logging and monitoring capabilities in place. Implementing robust logging and real-time monitoring systems will help in the timely detection and response to security incidents.</w:t>
       </w:r>
-      <w:bookmarkEnd w:id="48"/>
+      <w:bookmarkEnd w:id="46"/>
     </w:p>
     <w:p>
       <w:pPr>
@@ -7368,7 +7174,7 @@
           <w:lang w:val="en-US"/>
         </w:rPr>
       </w:pPr>
-      <w:bookmarkStart w:id="49" w:name="_Toc168562626"/>
+      <w:bookmarkStart w:id="47" w:name="_Toc168562626"/>
       <w:proofErr w:type="gramStart"/>
       <w:r>
         <w:rPr>
@@ -7392,7 +7198,7 @@
         </w:rPr>
         <w:t>We mitigate SSRF risks by validating and sanitizing user inputs and restricting server access to known URLs. This approach prevents attackers from inducing the server to make unauthorized requests.</w:t>
       </w:r>
-      <w:bookmarkEnd w:id="49"/>
+      <w:bookmarkEnd w:id="47"/>
     </w:p>
     <w:p>
       <w:pPr>
@@ -7414,14 +7220,14 @@
           <w:lang w:val="en-US"/>
         </w:rPr>
       </w:pPr>
-      <w:bookmarkStart w:id="50" w:name="_Toc168562627"/>
+      <w:bookmarkStart w:id="48" w:name="_Toc168562627"/>
       <w:r>
         <w:rPr>
           <w:lang w:val="en-US"/>
         </w:rPr>
         <w:t>Next Steps:</w:t>
       </w:r>
-      <w:bookmarkEnd w:id="50"/>
+      <w:bookmarkEnd w:id="48"/>
     </w:p>
     <w:p>
       <w:pPr>
@@ -7524,14 +7330,14 @@
           <w:lang w:val="en-US"/>
         </w:rPr>
       </w:pPr>
-      <w:bookmarkStart w:id="51" w:name="_Toc168562628"/>
+      <w:bookmarkStart w:id="49" w:name="_Toc168562628"/>
       <w:r>
         <w:rPr>
           <w:rStyle w:val="Heading2Char"/>
         </w:rPr>
         <w:t>Continuous Improvement:</w:t>
       </w:r>
-      <w:bookmarkEnd w:id="51"/>
+      <w:bookmarkEnd w:id="49"/>
       <w:r>
         <w:t> Security is an ongoing process that requires continuous evaluation and enhancement. Regular audits, updates, and adopting the latest security practices are essential to protecting our application from emerging threats. By maintaining a proactive stance towards security, we can ensure the long-term safety and integrity of our marketplace application.</w:t>
       </w:r>
@@ -7555,14 +7361,14 @@
           <w:lang w:val="en-US"/>
         </w:rPr>
       </w:pPr>
-      <w:bookmarkStart w:id="52" w:name="_Toc168562629"/>
+      <w:bookmarkStart w:id="50" w:name="_Toc168562629"/>
       <w:r>
         <w:rPr>
           <w:rStyle w:val="Heading2Char"/>
         </w:rPr>
         <w:t>Acknowledgments:</w:t>
       </w:r>
-      <w:bookmarkEnd w:id="52"/>
+      <w:bookmarkEnd w:id="50"/>
       <w:r>
         <w:t> We acknowledge the efforts of our development and security teams in implementing these security measures. Their dedication to maintaining high standards of security helps us deliver a secure and reliable platform for our users.</w:t>
       </w:r>
@@ -7594,14 +7400,14 @@
           <w:lang w:val="en-US"/>
         </w:rPr>
       </w:pPr>
-      <w:bookmarkStart w:id="53" w:name="_Toc168562630"/>
+      <w:bookmarkStart w:id="51" w:name="_Toc168562630"/>
       <w:r>
         <w:rPr>
           <w:rStyle w:val="Heading2Char"/>
         </w:rPr>
         <w:t>Final Thoughts:</w:t>
       </w:r>
-      <w:bookmarkEnd w:id="53"/>
+      <w:bookmarkEnd w:id="51"/>
       <w:r>
         <w:rPr>
           <w:b/>
@@ -8342,6 +8148,7 @@
   <w:style w:type="character" w:default="1" w:styleId="DefaultParagraphFont">
     <w:name w:val="Default Paragraph Font"/>
     <w:uiPriority w:val="1"/>
+    <w:semiHidden/>
     <w:unhideWhenUsed/>
   </w:style>
   <w:style w:type="table" w:default="1" w:styleId="TableNormal">
